--- a/juridico/6 - Tabela de Infracoes e Sancoes.docx
+++ b/juridico/6 - Tabela de Infracoes e Sancoes.docx
@@ -33,7 +33,7 @@
           <w:sz w:val="19"/>
           <w:szCs w:val="19"/>
         </w:rPr>
-        <w:t xml:space="preserve">Timorgiana, Lda  ·  Bidau Toko-Baru, Cristo Rei, Díli, Timor-Leste  ·  +670 74192857  ·  +670 75684566  ·  Versão de 3 de Setembro de 2026</w:t>
+        <w:t xml:space="preserve">Timorgiana, Lda  ·  Bidau Toko-Baru, Cristo Rei, Díli, Timor-Leste  ·  +670 74192857  ·  +670 75684566  ·  Versão de 14 de Setembro de 2026</w:t>
       </w:r>
     </w:p>
     <w:p>
@@ -4698,7 +4698,7 @@
         <w:sz w:val="15"/>
         <w:szCs w:val="15"/>
       </w:rPr>
-      <w:t xml:space="preserve">Tabela de Infrações e Sanções  ·  3 de Setembro de 2026  ·  página </w:t>
+      <w:t xml:space="preserve">Tabela de Infrações e Sanções  ·  14 de Setembro de 2026  ·  página </w:t>
     </w:r>
     <w:r>
       <w:rPr>

--- a/juridico/6 - Tabela de Infracoes e Sancoes.docx
+++ b/juridico/6 - Tabela de Infracoes e Sancoes.docx
@@ -33,7 +33,7 @@
           <w:sz w:val="19"/>
           <w:szCs w:val="19"/>
         </w:rPr>
-        <w:t xml:space="preserve">Timorgiana, Lda  ·  Bidau Toko-Baru, Cristo Rei, Díli, Timor-Leste  ·  +670 74192857  ·  +670 75684566  ·  Versão de 14 de Setembro de 2026</w:t>
+        <w:t xml:space="preserve">Timorgiara Neto, Unipessoal Lda  ·  Bidau Toko-Baru, Cristo Rei, Díli, Timor-Leste  ·  +670 74192857  ·  +670 75684566  ·  Versão de 14 de Setembro de 2026</w:t>
       </w:r>
     </w:p>
     <w:p>
@@ -4625,7 +4625,7 @@
           <w:sz w:val="21"/>
           <w:szCs w:val="21"/>
         </w:rPr>
-        <w:t xml:space="preserve">O motorista pode pedir a reapreciação de qualquer sanção pelos contactos da Timorgiana, Lda, no prazo de quinze dias a contar da comunicação.</w:t>
+        <w:t xml:space="preserve">O motorista pode pedir a reapreciação de qualquer sanção pelos contactos da Timorgiara Neto, Unipessoal Lda, no prazo de quinze dias a contar da comunicação.</w:t>
       </w:r>
     </w:p>
     <w:sectPr>
@@ -4788,7 +4788,7 @@
         <w:sz w:val="16"/>
         <w:szCs w:val="16"/>
       </w:rPr>
-      <w:t xml:space="preserve">TimorgianaRide  ·  Timorgiana, Lda</w:t>
+      <w:t xml:space="preserve">TimorgianaRide  ·  Timorgiara Neto, Unipessoal Lda</w:t>
     </w:r>
   </w:p>
 </w:hdr>

--- a/juridico/6 - Tabela de Infracoes e Sancoes.docx
+++ b/juridico/6 - Tabela de Infracoes e Sancoes.docx
@@ -33,7 +33,7 @@
           <w:sz w:val="19"/>
           <w:szCs w:val="19"/>
         </w:rPr>
-        <w:t xml:space="preserve">Timorgiara Neto, Unipessoal Lda  ·  Bidau Toko-Baru, Cristo Rei, Díli, Timor-Leste  ·  +670 74192857  ·  +670 75684566  ·  Versão de 14 de Setembro de 2026</w:t>
+        <w:t xml:space="preserve">Timorgiara Neto, Unipessoal, Lda  ·  Bidau Toko-Baru, Cristo Rei, Díli, Timor-Leste  ·  +670 74192857  ·  +670 75684566  ·  Versão de 14 de Setembro de 2026</w:t>
       </w:r>
     </w:p>
     <w:p>
@@ -4625,7 +4625,7 @@
           <w:sz w:val="21"/>
           <w:szCs w:val="21"/>
         </w:rPr>
-        <w:t xml:space="preserve">O motorista pode pedir a reapreciação de qualquer sanção pelos contactos da Timorgiara Neto, Unipessoal Lda, no prazo de quinze dias a contar da comunicação.</w:t>
+        <w:t xml:space="preserve">O motorista pode pedir a reapreciação de qualquer sanção pelos contactos da Timorgiara Neto, Unipessoal, Lda, no prazo de quinze dias a contar da comunicação.</w:t>
       </w:r>
     </w:p>
     <w:sectPr>
@@ -4788,7 +4788,7 @@
         <w:sz w:val="16"/>
         <w:szCs w:val="16"/>
       </w:rPr>
-      <w:t xml:space="preserve">TimorgianaRide  ·  Timorgiara Neto, Unipessoal Lda</w:t>
+      <w:t xml:space="preserve">TimorgianaRide  ·  Timorgiara Neto, Unipessoal, Lda</w:t>
     </w:r>
   </w:p>
 </w:hdr>

--- a/juridico/6 - Tabela de Infracoes e Sancoes.docx
+++ b/juridico/6 - Tabela de Infracoes e Sancoes.docx
@@ -86,7 +86,7 @@
           <w:sz w:val="21"/>
           <w:szCs w:val="21"/>
         </w:rPr>
-        <w:t xml:space="preserve">Aplica-se aos motoristas admitidos à plataforma TimorgianaRide.</w:t>
+        <w:t xml:space="preserve">Aplica-se aos motoristas admitidos à plataforma HAKAT.</w:t>
       </w:r>
     </w:p>
     <w:p>
@@ -4788,7 +4788,7 @@
         <w:sz w:val="16"/>
         <w:szCs w:val="16"/>
       </w:rPr>
-      <w:t xml:space="preserve">TimorgianaRide  ·  Timorgiara Neto, Unipessoal, Lda</w:t>
+      <w:t xml:space="preserve">HAKAT  ·  Timorgiara Neto, Unipessoal, Lda</w:t>
     </w:r>
   </w:p>
 </w:hdr>

--- a/juridico/6 - Tabela de Infracoes e Sancoes.docx
+++ b/juridico/6 - Tabela de Infracoes e Sancoes.docx
@@ -33,7 +33,7 @@
           <w:sz w:val="19"/>
           <w:szCs w:val="19"/>
         </w:rPr>
-        <w:t xml:space="preserve">Timorgiara Neto, Unipessoal, Lda  ·  Bidau Toko-Baru, Cristo Rei, Díli, Timor-Leste  ·  +670 74192857  ·  +670 75684566  ·  Versão de 14 de Setembro de 2026</w:t>
+        <w:t xml:space="preserve">Timorgiara Neto, Unipessoal, Lda.  ·  Zero III, Fatuhada, Dom Aleixo, Díli, Timor-Leste  ·  +670 74192857  ·  +670 75684566  ·  Versão de 14 de Setembro de 2026</w:t>
       </w:r>
     </w:p>
     <w:p>
@@ -4625,7 +4625,7 @@
           <w:sz w:val="21"/>
           <w:szCs w:val="21"/>
         </w:rPr>
-        <w:t xml:space="preserve">O motorista pode pedir a reapreciação de qualquer sanção pelos contactos da Timorgiara Neto, Unipessoal, Lda, no prazo de quinze dias a contar da comunicação.</w:t>
+        <w:t xml:space="preserve">O motorista pode pedir a reapreciação de qualquer sanção pelos contactos da Timorgiara Neto, Unipessoal, Lda., no prazo de quinze dias a contar da comunicação.</w:t>
       </w:r>
     </w:p>
     <w:sectPr>
@@ -4788,7 +4788,7 @@
         <w:sz w:val="16"/>
         <w:szCs w:val="16"/>
       </w:rPr>
-      <w:t xml:space="preserve">HAKAT  ·  Timorgiara Neto, Unipessoal, Lda</w:t>
+      <w:t xml:space="preserve">HAKAT  ·  Timorgiara Neto, Unipessoal, Lda.</w:t>
     </w:r>
   </w:p>
 </w:hdr>
